--- a/Мавзу2/012.docx
+++ b/Мавзу2/012.docx
@@ -224,7 +224,7 @@
           <w:b w:val="0"/>
           <w:sz w:val="28"/>
         </w:rPr>
-        <w:t>Suyuq muhitda mikroblar soni lag, logarifmik, statsionar va o'lim fazalaridan o'tadi. Hujayralar sonini baholash uchun loyqalik (turbidimetriya) o'lchanadi: u standart suspenziyalar (McFarland shkalasi) bilan solishtiriladi yoki spektrofotometrda optik zichlik aniqlanadi. Hayotiy hujayralar soni esa muhitni suyultirib zich muhitga ekish va koloniya hosil qiluvchi birliklarni (KHB) sanash yo'li bilan aniqlanadi [1]. Antibiotiklarga sezuvchanlikni aniqlashda ekma loyqaligi standartga moslashtiriladi, ya'ni 0,5 McFarland mezoniga keltiriladi [2].</w:t>
+        <w:t>Suyuq muhitda mikroblar soni lag, logarifmik, statsionar va o'lim fazalaridan o'tadi. Hujayralar sonini baholash uchun loyqalik (turbidimetriya) o'lchanadi: u standart suspenziyalar (McFarland shkalasi) bilan solishtiriladi yoki spektrofotometrda optik zichlik aniqlanadi. Hayotiy hujayralar soni esa muhitni suyultirib zich muhitga ekish va koloniya hosil qiluvchi birliklarni (KHB) sanash yo'li bilan aniqlanadi [1]. Antibiotiklarga sezuvchanlikni aniqlashda ekma loyqaligi standartga moslashtiriladi, ya'ni 0,5 McFarland mezoniga (taxminan 1,5·10^8 KHB/ml) keltiriladi [6].</w:t>
       </w:r>
     </w:p>
     <w:p>
@@ -547,6 +547,20 @@
           <w:sz w:val="24"/>
         </w:rPr>
         <w:t>[5] MacWilliams MP. Indole test protocol. American Society for Microbiology (ASM Microbe Library); 2009. https://asm.org/asm/media/protocol-images/indole-test-protocol.pdf</w:t>
+      </w:r>
+    </w:p>
+    <w:p>
+      <w:pPr>
+        <w:spacing w:line="276" w:lineRule="auto"/>
+        <w:jc w:val="left"/>
+      </w:pPr>
+      <w:r>
+        <w:rPr>
+          <w:rFonts w:ascii="Times New Roman" w:hAnsi="Times New Roman" w:eastAsia="Times New Roman"/>
+          <w:b w:val="0"/>
+          <w:sz w:val="24"/>
+        </w:rPr>
+        <w:t>[6] MUK 4.2.1890-04. Mikroorganizmlarning antibakterial preparatlarga sezuvchanligini aniqlash: uslubiy ko'rsatmalar (rus tilida). Moskva: Rossiya Sog'liqni saqlash vazirligi Davlat sanepidnazorat federal markazi; 2004 (Rossiya Federatsiyasi hujjati). Xayrullo Komilov kutubxonasi, id 1980: https://xayrullokomilov.uz/kutubxona/1980</w:t>
       </w:r>
     </w:p>
     <w:sectPr>
